--- a/01-嵌入式操作系统及应用/01-教案/嵌入式操作系统及应用-05.docx
+++ b/01-嵌入式操作系统及应用/01-教案/嵌入式操作系统及应用-05.docx
@@ -235,6 +235,21 @@
                 <w:lang w:val="en-US" w:eastAsia="zh-CN"/>
               </w:rPr>
             </w:pPr>
+            <w:r>
+              <w:rPr>
+                <w:rFonts w:ascii="Segoe UI" w:hAnsi="Segoe UI" w:eastAsia="Segoe UI" w:cs="Segoe UI"/>
+                <w:i w:val="0"/>
+                <w:iCs w:val="0"/>
+                <w:caps w:val="0"/>
+                <w:spacing w:val="0"/>
+                <w:sz w:val="16"/>
+                <w:szCs w:val="16"/>
+                <w:shd w:val="clear" w:fill="FBFBFB"/>
+              </w:rPr>
+              <w:t>2025-09-24</w:t>
+            </w:r>
+            <w:bookmarkStart w:id="0" w:name="_GoBack"/>
+            <w:bookmarkEnd w:id="0"/>
           </w:p>
         </w:tc>
       </w:tr>
@@ -248,7 +263,6 @@
             <w:insideH w:val="single" w:color="auto" w:sz="4" w:space="0"/>
             <w:insideV w:val="single" w:color="auto" w:sz="4" w:space="0"/>
           </w:tblBorders>
-          <w:shd w:val="clear" w:color="auto" w:fill="FFFFFF"/>
           <w:tblCellMar>
             <w:top w:w="0" w:type="dxa"/>
             <w:left w:w="108" w:type="dxa"/>
@@ -317,33 +331,6 @@
                 <w:lang w:eastAsia="zh-CN"/>
               </w:rPr>
               <w:t>物联网2411</w:t>
-            </w:r>
-            <w:r>
-              <w:rPr>
-                <w:rFonts w:hint="eastAsia" w:ascii="宋体" w:hAnsi="宋体" w:eastAsia="宋体" w:cs="宋体"/>
-                <w:sz w:val="21"/>
-                <w:szCs w:val="21"/>
-                <w:lang w:val="en-US" w:eastAsia="zh-CN"/>
-              </w:rPr>
-              <w:t>|</w:t>
-            </w:r>
-            <w:r>
-              <w:rPr>
-                <w:rFonts w:hint="eastAsia" w:ascii="宋体" w:hAnsi="宋体" w:eastAsia="宋体" w:cs="宋体"/>
-                <w:sz w:val="21"/>
-                <w:szCs w:val="21"/>
-                <w:lang w:eastAsia="zh-CN"/>
-              </w:rPr>
-              <w:t>物联网241</w:t>
-            </w:r>
-            <w:r>
-              <w:rPr>
-                <w:rFonts w:hint="eastAsia" w:ascii="宋体" w:hAnsi="宋体" w:eastAsia="宋体" w:cs="宋体"/>
-                <w:sz w:val="21"/>
-                <w:szCs w:val="21"/>
-                <w:lang w:val="en-US" w:eastAsia="zh-CN"/>
-              </w:rPr>
-              <w:t>2</w:t>
             </w:r>
           </w:p>
         </w:tc>
@@ -418,7 +405,6 @@
             <w:insideH w:val="single" w:color="auto" w:sz="4" w:space="0"/>
             <w:insideV w:val="single" w:color="auto" w:sz="4" w:space="0"/>
           </w:tblBorders>
-          <w:shd w:val="clear" w:color="auto" w:fill="FFFFFF"/>
           <w:tblCellMar>
             <w:top w:w="0" w:type="dxa"/>
             <w:left w:w="108" w:type="dxa"/>
@@ -501,7 +487,6 @@
             <w:insideH w:val="single" w:color="auto" w:sz="4" w:space="0"/>
             <w:insideV w:val="single" w:color="auto" w:sz="4" w:space="0"/>
           </w:tblBorders>
-          <w:shd w:val="clear" w:color="auto" w:fill="FFFFFF"/>
           <w:tblCellMar>
             <w:top w:w="0" w:type="dxa"/>
             <w:left w:w="108" w:type="dxa"/>
@@ -699,7 +684,6 @@
                 <w:spacing w:val="0"/>
                 <w:sz w:val="17"/>
                 <w:szCs w:val="17"/>
-                <w:bdr w:val="none" w:color="auto" w:sz="0" w:space="0"/>
                 <w:shd w:val="clear" w:fill="F0F0F0"/>
               </w:rPr>
               <w:t>vendor/lockzhiner/rk2206/samples</w:t>
@@ -729,7 +713,6 @@
                 <w:spacing w:val="0"/>
                 <w:sz w:val="17"/>
                 <w:szCs w:val="17"/>
-                <w:bdr w:val="none" w:color="auto" w:sz="0" w:space="0"/>
                 <w:shd w:val="clear" w:fill="F0F0F0"/>
               </w:rPr>
               <w:t>hb</w:t>
@@ -787,7 +770,6 @@
                 <w:spacing w:val="0"/>
                 <w:sz w:val="17"/>
                 <w:szCs w:val="17"/>
-                <w:bdr w:val="none" w:color="auto" w:sz="0" w:space="0"/>
                 <w:shd w:val="clear" w:fill="F0F0F0"/>
               </w:rPr>
               <w:t>Firmware.img</w:t>
@@ -817,7 +799,6 @@
                 <w:spacing w:val="0"/>
                 <w:sz w:val="17"/>
                 <w:szCs w:val="17"/>
-                <w:bdr w:val="none" w:color="auto" w:sz="0" w:space="0"/>
                 <w:shd w:val="clear" w:fill="F0F0F0"/>
               </w:rPr>
               <w:t>rk2206_db_loader.bin</w:t>
@@ -1080,7 +1061,6 @@
                 <w:spacing w:val="0"/>
                 <w:sz w:val="17"/>
                 <w:szCs w:val="17"/>
-                <w:bdr w:val="none" w:color="auto" w:sz="0" w:space="0"/>
                 <w:shd w:val="clear" w:fill="F0F0F0"/>
               </w:rPr>
               <w:t>hb</w:t>
@@ -1340,7 +1320,6 @@
                 <w:spacing w:val="0"/>
                 <w:sz w:val="17"/>
                 <w:szCs w:val="17"/>
-                <w:bdr w:val="none" w:color="auto" w:sz="0" w:space="0"/>
                 <w:shd w:val="clear" w:fill="F0F0F0"/>
               </w:rPr>
               <w:t>cd vendor/lockzhiner/rk2206/samples &amp;&amp; ls</w:t>
@@ -1398,7 +1377,6 @@
                 <w:spacing w:val="0"/>
                 <w:sz w:val="17"/>
                 <w:szCs w:val="17"/>
-                <w:bdr w:val="none" w:color="auto" w:sz="0" w:space="0"/>
                 <w:shd w:val="clear" w:fill="F0F0F0"/>
               </w:rPr>
               <w:t>hb -h</w:t>
@@ -1428,7 +1406,6 @@
                 <w:spacing w:val="0"/>
                 <w:sz w:val="17"/>
                 <w:szCs w:val="17"/>
-                <w:bdr w:val="none" w:color="auto" w:sz="0" w:space="0"/>
                 <w:shd w:val="clear" w:fill="F0F0F0"/>
               </w:rPr>
               <w:t>hb</w:t>
@@ -1514,7 +1491,6 @@
                 <w:spacing w:val="0"/>
                 <w:sz w:val="17"/>
                 <w:szCs w:val="17"/>
-                <w:bdr w:val="none" w:color="auto" w:sz="0" w:space="0"/>
                 <w:shd w:val="clear" w:fill="F0F0F0"/>
               </w:rPr>
               <w:t>LoaderToDDR</w:t>
@@ -1544,7 +1520,6 @@
                 <w:spacing w:val="0"/>
                 <w:sz w:val="17"/>
                 <w:szCs w:val="17"/>
-                <w:bdr w:val="none" w:color="auto" w:sz="0" w:space="0"/>
                 <w:shd w:val="clear" w:fill="F0F0F0"/>
               </w:rPr>
               <w:t>rk2206_db_loader.bin</w:t>
@@ -1574,7 +1549,6 @@
                 <w:spacing w:val="0"/>
                 <w:sz w:val="17"/>
                 <w:szCs w:val="17"/>
-                <w:bdr w:val="none" w:color="auto" w:sz="0" w:space="0"/>
                 <w:shd w:val="clear" w:fill="F0F0F0"/>
               </w:rPr>
               <w:t>firmware</w:t>
@@ -1604,7 +1578,6 @@
                 <w:spacing w:val="0"/>
                 <w:sz w:val="17"/>
                 <w:szCs w:val="17"/>
-                <w:bdr w:val="none" w:color="auto" w:sz="0" w:space="0"/>
                 <w:shd w:val="clear" w:fill="F0F0F0"/>
               </w:rPr>
               <w:t>Firmware.img</w:t>
@@ -1887,7 +1860,6 @@
                 <w:spacing w:val="0"/>
                 <w:sz w:val="17"/>
                 <w:szCs w:val="17"/>
-                <w:bdr w:val="none" w:color="auto" w:sz="0" w:space="0"/>
                 <w:shd w:val="clear" w:fill="F0F0F0"/>
               </w:rPr>
               <w:t>hb</w:t>
@@ -1906,8 +1878,6 @@
               </w:rPr>
               <w:t>工具是否正常）→编译步骤（是否重新执行</w:t>
             </w:r>
-            <w:bookmarkStart w:id="0" w:name="_GoBack"/>
-            <w:bookmarkEnd w:id="0"/>
             <w:r>
               <w:rPr>
                 <w:rStyle w:val="12"/>
@@ -1919,7 +1889,6 @@
                 <w:spacing w:val="0"/>
                 <w:sz w:val="17"/>
                 <w:szCs w:val="17"/>
-                <w:bdr w:val="none" w:color="auto" w:sz="0" w:space="0"/>
                 <w:shd w:val="clear" w:fill="F0F0F0"/>
               </w:rPr>
               <w:t>hb build -f</w:t>
@@ -1949,7 +1918,6 @@
                 <w:spacing w:val="0"/>
                 <w:sz w:val="17"/>
                 <w:szCs w:val="17"/>
-                <w:bdr w:val="none" w:color="auto" w:sz="0" w:space="0"/>
                 <w:shd w:val="clear" w:fill="F0F0F0"/>
               </w:rPr>
               <w:t>Firmware.img</w:t>
@@ -1981,7 +1949,6 @@
             <w:insideH w:val="single" w:color="auto" w:sz="4" w:space="0"/>
             <w:insideV w:val="single" w:color="auto" w:sz="4" w:space="0"/>
           </w:tblBorders>
-          <w:shd w:val="clear" w:color="auto" w:fill="FFFFFF"/>
           <w:tblCellMar>
             <w:top w:w="0" w:type="dxa"/>
             <w:left w:w="108" w:type="dxa"/>
@@ -2075,7 +2042,6 @@
             <w:insideH w:val="single" w:color="auto" w:sz="4" w:space="0"/>
             <w:insideV w:val="single" w:color="auto" w:sz="4" w:space="0"/>
           </w:tblBorders>
-          <w:shd w:val="clear" w:color="auto" w:fill="FFFFFF"/>
           <w:tblCellMar>
             <w:top w:w="0" w:type="dxa"/>
             <w:left w:w="108" w:type="dxa"/>
@@ -2390,7 +2356,6 @@
             <w:insideH w:val="single" w:color="auto" w:sz="4" w:space="0"/>
             <w:insideV w:val="single" w:color="auto" w:sz="4" w:space="0"/>
           </w:tblBorders>
-          <w:shd w:val="clear" w:color="auto" w:fill="FFFFFF"/>
           <w:tblCellMar>
             <w:top w:w="0" w:type="dxa"/>
             <w:left w:w="108" w:type="dxa"/>
@@ -5522,7 +5487,7 @@
     <w:lsdException w:uiPriority="99" w:name="HTML Acronym"/>
     <w:lsdException w:uiPriority="99" w:name="HTML Address"/>
     <w:lsdException w:uiPriority="99" w:name="HTML Cite"/>
-    <w:lsdException w:uiPriority="99" w:name="HTML Code"/>
+    <w:lsdException w:qFormat="1" w:uiPriority="99" w:name="HTML Code"/>
     <w:lsdException w:uiPriority="99" w:name="HTML Definition"/>
     <w:lsdException w:uiPriority="99" w:name="HTML Keyboard"/>
     <w:lsdException w:uiPriority="99" w:name="HTML Preformatted"/>
@@ -5857,6 +5822,7 @@
     <w:basedOn w:val="9"/>
     <w:semiHidden/>
     <w:unhideWhenUsed/>
+    <w:qFormat/>
     <w:uiPriority w:val="99"/>
     <w:rPr>
       <w:rFonts w:ascii="Courier New" w:hAnsi="Courier New"/>

--- a/01-嵌入式操作系统及应用/01-教案/嵌入式操作系统及应用-05.docx
+++ b/01-嵌入式操作系统及应用/01-教案/嵌入式操作系统及应用-05.docx
@@ -237,16 +237,17 @@
             </w:pPr>
             <w:r>
               <w:rPr>
-                <w:rFonts w:ascii="Segoe UI" w:hAnsi="Segoe UI" w:eastAsia="Segoe UI" w:cs="Segoe UI"/>
-                <w:i w:val="0"/>
-                <w:iCs w:val="0"/>
-                <w:caps w:val="0"/>
-                <w:spacing w:val="0"/>
-                <w:sz w:val="16"/>
-                <w:szCs w:val="16"/>
-                <w:shd w:val="clear" w:fill="FBFBFB"/>
-              </w:rPr>
-              <w:t>2025-09-24</w:t>
+                <w:rFonts w:ascii="Noto Sans SC" w:hAnsi="Noto Sans SC" w:eastAsia="Noto Sans SC" w:cs="Noto Sans SC"/>
+                <w:i w:val="0"/>
+                <w:iCs w:val="0"/>
+                <w:caps w:val="0"/>
+                <w:color w:val="000000"/>
+                <w:spacing w:val="0"/>
+                <w:sz w:val="14"/>
+                <w:szCs w:val="14"/>
+                <w:shd w:val="clear" w:fill="FFFFFF"/>
+              </w:rPr>
+              <w:t>2025-09-25</w:t>
             </w:r>
             <w:bookmarkStart w:id="0" w:name="_GoBack"/>
             <w:bookmarkEnd w:id="0"/>
@@ -263,6 +264,7 @@
             <w:insideH w:val="single" w:color="auto" w:sz="4" w:space="0"/>
             <w:insideV w:val="single" w:color="auto" w:sz="4" w:space="0"/>
           </w:tblBorders>
+          <w:shd w:val="clear" w:color="auto" w:fill="FFFFFF"/>
           <w:tblCellMar>
             <w:top w:w="0" w:type="dxa"/>
             <w:left w:w="108" w:type="dxa"/>
@@ -330,7 +332,16 @@
                 <w:szCs w:val="21"/>
                 <w:lang w:eastAsia="zh-CN"/>
               </w:rPr>
-              <w:t>物联网2411</w:t>
+              <w:t>物联网241</w:t>
+            </w:r>
+            <w:r>
+              <w:rPr>
+                <w:rFonts w:hint="eastAsia" w:ascii="宋体" w:hAnsi="宋体" w:eastAsia="宋体" w:cs="宋体"/>
+                <w:sz w:val="21"/>
+                <w:szCs w:val="21"/>
+                <w:lang w:val="en-US" w:eastAsia="zh-CN"/>
+              </w:rPr>
+              <w:t>2</w:t>
             </w:r>
           </w:p>
         </w:tc>
@@ -405,6 +416,7 @@
             <w:insideH w:val="single" w:color="auto" w:sz="4" w:space="0"/>
             <w:insideV w:val="single" w:color="auto" w:sz="4" w:space="0"/>
           </w:tblBorders>
+          <w:shd w:val="clear" w:color="auto" w:fill="FFFFFF"/>
           <w:tblCellMar>
             <w:top w:w="0" w:type="dxa"/>
             <w:left w:w="108" w:type="dxa"/>
@@ -1949,6 +1961,7 @@
             <w:insideH w:val="single" w:color="auto" w:sz="4" w:space="0"/>
             <w:insideV w:val="single" w:color="auto" w:sz="4" w:space="0"/>
           </w:tblBorders>
+          <w:shd w:val="clear" w:color="auto" w:fill="FFFFFF"/>
           <w:tblCellMar>
             <w:top w:w="0" w:type="dxa"/>
             <w:left w:w="108" w:type="dxa"/>
